--- a/_site/operating-system/2023-06-20-04-administracion-particiones-volumenes/index.docx
+++ b/_site/operating-system/2023-06-20-04-administracion-particiones-volumenes/index.docx
@@ -50,7 +50,7 @@
         <w:pStyle w:val="Heading1"/>
       </w:pPr>
       <w:r>
-        <w:t xml:space="preserve">Administracion de particiones y volumenes: Descubre cómo organizar y proteger tus datos en GNU/Linux con Particiones, Volúmenes LVM y el cifrado LUKS</w:t>
+        <w:t xml:space="preserve">Administración de particiones y volúmenes</w:t>
       </w:r>
     </w:p>
     <w:p>
@@ -199,7 +199,15 @@
     </w:p>
     <w:p>
       <w:pPr>
-        <w:pStyle w:val="FirstParagraph"/>
+        <w:pStyle w:val="AbstractFirstParagraph"/>
+      </w:pPr>
+      <w:r>
+        <w:t xml:space="preserve">Este abstract será actualizado una vez que se complete el contenido final del artículo.</w:t>
+      </w:r>
+    </w:p>
+    <w:p>
+      <w:pPr>
+        <w:pStyle w:val="BodyText"/>
       </w:pPr>
       <w:r>
         <w:rPr>
@@ -224,7 +232,7 @@
         <w:pStyle w:val="Heading1"/>
       </w:pPr>
       <w:r>
-        <w:t xml:space="preserve">Administracion de particiones y volumenes: Descubre cómo organizar y proteger tus datos en GNU/Linux con Particiones, Volúmenes LVM y el cifrado LUKS</w:t>
+        <w:t xml:space="preserve">Administración de particiones y volúmenes</w:t>
       </w:r>
     </w:p>
     <w:p>
@@ -532,7 +540,7 @@
       </w:r>
     </w:p>
     <w:bookmarkEnd w:id="30"/>
-    <w:bookmarkStart w:id="63" w:name="publicaciones-similares"/>
+    <w:bookmarkStart w:id="65" w:name="publicaciones-similares"/>
     <w:p>
       <w:pPr>
         <w:pStyle w:val="Heading1"/>
@@ -887,13 +895,34 @@
     </w:p>
     <w:p>
       <w:pPr>
+        <w:pStyle w:val="Compact"/>
+        <w:numPr>
+          <w:ilvl w:val="0"/>
+          <w:numId w:val="1001"/>
+        </w:numPr>
+      </w:pPr>
+      <w:hyperlink r:id="rId63"/>
+      <w:r>
+        <w:t xml:space="preserve"> </w:t>
+      </w:r>
+      <w:hyperlink r:id="rId64">
+        <w:r>
+          <w:rPr>
+            <w:rStyle w:val="Hyperlink"/>
+          </w:rPr>
+          <w:t xml:space="preserve">Gestiona Tus Dotfiles Con Gnu Stow</w:t>
+        </w:r>
+      </w:hyperlink>
+    </w:p>
+    <w:p>
+      <w:pPr>
         <w:pStyle w:val="FirstParagraph"/>
       </w:pPr>
       <w:r>
         <w:t xml:space="preserve">Esperamos que encuentres estas publicaciones igualmente interesantes y útiles. ¡Disfruta de la lectura!</w:t>
       </w:r>
     </w:p>
-    <w:bookmarkEnd w:id="63"/>
+    <w:bookmarkEnd w:id="65"/>
     <w:sectPr>
       <w:headerReference r:id="rId9" w:type="even"/>
       <w:headerReference r:id="rId11" w:type="default"/>

--- a/_site/operating-system/2023-06-20-04-administracion-particiones-volumenes/index.docx
+++ b/_site/operating-system/2023-06-20-04-administracion-particiones-volumenes/index.docx
@@ -44,7 +44,7 @@
         <w:t xml:space="preserve"> </w:t>
       </w:r>
     </w:p>
-    <w:bookmarkStart w:id="20" w:name="title"/>
+    <w:bookmarkStart w:id="22" w:name="title"/>
     <w:p>
       <w:pPr>
         <w:pStyle w:val="Heading1"/>
@@ -93,8 +93,8 @@
         <w:t xml:space="preserve"> </w:t>
       </w:r>
     </w:p>
-    <w:bookmarkEnd w:id="20"/>
-    <w:bookmarkStart w:id="24" w:name="author-note"/>
+    <w:bookmarkEnd w:id="22"/>
+    <w:bookmarkStart w:id="26" w:name="author-note"/>
     <w:p>
       <w:pPr>
         <w:pStyle w:val="Heading1"/>
@@ -113,15 +113,15 @@
       <w:r>
         <w:t xml:space="preserve"> </w:t>
       </w:r>
-      <w:bookmarkStart w:id="21" w:name="orchid"/>
+      <w:bookmarkStart w:id="23" w:name="orchid"/>
       <w:r>
         <w:t xml:space="preserve">Orcid ID Logo: A green circle with white letters ID</w:t>
       </w:r>
-      <w:bookmarkEnd w:id="21"/>
-      <w:r>
-        <w:t xml:space="preserve"> </w:t>
-      </w:r>
-      <w:hyperlink r:id="rId22">
+      <w:bookmarkEnd w:id="23"/>
+      <w:r>
+        <w:t xml:space="preserve"> </w:t>
+      </w:r>
+      <w:hyperlink r:id="rId24">
         <w:r>
           <w:rPr>
             <w:rStyle w:val="Hyperlink"/>
@@ -160,7 +160,7 @@
         <w:t xml:space="preserve">: </w:t>
       </w:r>
       <w:r>
-        <w:t xml:space="preserve">conceptualización y redacción</w:t>
+        <w:t xml:space="preserve">conceptualización, metodología, análisis formal, investigación, recursos, curación de datos, redacción, visualización, supervisión, y administración del proyecto</w:t>
       </w:r>
     </w:p>
     <w:p>
@@ -168,12 +168,12 @@
         <w:pStyle w:val="BodyText"/>
       </w:pPr>
       <w:r>
-        <w:t xml:space="preserve">La correspondencia relativa a este artículo debe dirigirse a Edison Achalma, Escuela Profesional de Economía, Universidad Nacional de San Cristóbal de Huamanga, Ayacucho, AYA, Perú, Email:</w:t>
-      </w:r>
-      <w:r>
-        <w:t xml:space="preserve"> </w:t>
-      </w:r>
-      <w:hyperlink r:id="rId23">
+        <w:t xml:space="preserve">La correspondencia relativa a este artículo debe dirigirse a Edison Achalma, Escuela Profesional de Economía, Universidad Nacional de San Cristóbal de Huamanga, Portal Independencia N° 57, Ayacucho, AYA 5001, Perú, Email:</w:t>
+      </w:r>
+      <w:r>
+        <w:t xml:space="preserve"> </w:t>
+      </w:r>
+      <w:hyperlink r:id="rId25">
         <w:r>
           <w:rPr>
             <w:rStyle w:val="Hyperlink"/>
@@ -187,8 +187,8 @@
         <w:br w:type="page"/>
       </w:r>
     </w:p>
-    <w:bookmarkEnd w:id="24"/>
-    <w:bookmarkStart w:id="25" w:name="abstract"/>
+    <w:bookmarkEnd w:id="26"/>
+    <w:bookmarkStart w:id="27" w:name="abstract"/>
     <w:p>
       <w:pPr>
         <w:pStyle w:val="Heading1"/>
@@ -225,8 +225,8 @@
         <w:br w:type="page"/>
       </w:r>
     </w:p>
-    <w:bookmarkEnd w:id="25"/>
-    <w:bookmarkStart w:id="26" w:name="firstheader"/>
+    <w:bookmarkEnd w:id="27"/>
+    <w:bookmarkStart w:id="28" w:name="firstheader"/>
     <w:p>
       <w:pPr>
         <w:pStyle w:val="Heading1"/>
@@ -251,8 +251,8 @@
         <w:t xml:space="preserve">Si ya has leído nuestros artículos anteriores sobre GNU/Linux, distribuciones y entornos de escritorio, estás listo para adentrarte en el apasionante mundo de la administración del sistema. Aquí descubrirás cómo estructurar y gestionar tus particiones, así como los volúmenes que albergan tus datos.</w:t>
       </w:r>
     </w:p>
-    <w:bookmarkEnd w:id="26"/>
-    <w:bookmarkStart w:id="27" w:name="esquema-de-particiones-mbr-y-gpt"/>
+    <w:bookmarkEnd w:id="28"/>
+    <w:bookmarkStart w:id="29" w:name="esquema-de-particiones-mbr-y-gpt"/>
     <w:p>
       <w:pPr>
         <w:pStyle w:val="Heading1"/>
@@ -305,8 +305,8 @@
         <w:t xml:space="preserve">Es el esquema más moderno y robusto. Puede manejar discos de mayor capacidad y admite hasta 128 particiones. Además, ofrece beneficios adicionales, como la redundancia de datos y la recuperación ante fallas. GPT es compatible con sistemas UEFI (Unified Extensible Firmware Interface) y es la elección recomendada para discos de más de 2 terabytes.</w:t>
       </w:r>
     </w:p>
-    <w:bookmarkEnd w:id="27"/>
-    <w:bookmarkStart w:id="28" w:name="Xab7815386d4c5404432f6f68592c4c94136051d"/>
+    <w:bookmarkEnd w:id="29"/>
+    <w:bookmarkStart w:id="30" w:name="Xab7815386d4c5404432f6f68592c4c94136051d"/>
     <w:p>
       <w:pPr>
         <w:pStyle w:val="Heading1"/>
@@ -397,8 +397,8 @@
         <w:t xml:space="preserve">.</w:t>
       </w:r>
     </w:p>
-    <w:bookmarkEnd w:id="28"/>
-    <w:bookmarkStart w:id="29" w:name="administrador-de-volúmenes-lvm"/>
+    <w:bookmarkEnd w:id="30"/>
+    <w:bookmarkStart w:id="31" w:name="administrador-de-volúmenes-lvm"/>
     <w:p>
       <w:pPr>
         <w:pStyle w:val="Heading1"/>
@@ -481,8 +481,8 @@
         <w:t xml:space="preserve">Con LVM, puedes crear, eliminar, redimensionar y administrar estos volúmenes lógicos de manera dinámica, adaptándolos según tus necesidades. Además, también puedes crear instantáneas de tus volúmenes lógicos para hacer copias de seguridad o probar cambios sin arriesgar tus datos. ¡Es como tener superpoderes de gestión de almacenamiento!</w:t>
       </w:r>
     </w:p>
-    <w:bookmarkEnd w:id="29"/>
-    <w:bookmarkStart w:id="30" w:name="cifrado-de-disco-luks"/>
+    <w:bookmarkEnd w:id="31"/>
+    <w:bookmarkStart w:id="32" w:name="cifrado-de-disco-luks"/>
     <w:p>
       <w:pPr>
         <w:pStyle w:val="Heading1"/>
@@ -539,8 +539,8 @@
         <w:t xml:space="preserve">Ahora que conoces los beneficios del cifrado de disco LUKS, no dudes en explorar esta poderosa herramienta y mantener tus datos a salvo de miradas indiscretas.</w:t>
       </w:r>
     </w:p>
-    <w:bookmarkEnd w:id="30"/>
-    <w:bookmarkStart w:id="65" w:name="publicaciones-similares"/>
+    <w:bookmarkEnd w:id="32"/>
+    <w:bookmarkStart w:id="75" w:name="publicaciones-similares"/>
     <w:p>
       <w:pPr>
         <w:pStyle w:val="Heading1"/>
@@ -565,11 +565,11 @@
           <w:numId w:val="1001"/>
         </w:numPr>
       </w:pPr>
-      <w:hyperlink r:id="rId31"/>
-      <w:r>
-        <w:t xml:space="preserve"> </w:t>
-      </w:r>
-      <w:hyperlink r:id="rId32">
+      <w:hyperlink r:id="rId33"/>
+      <w:r>
+        <w:t xml:space="preserve"> </w:t>
+      </w:r>
+      <w:hyperlink r:id="rId34">
         <w:r>
           <w:rPr>
             <w:rStyle w:val="Hyperlink"/>
@@ -586,11 +586,11 @@
           <w:numId w:val="1001"/>
         </w:numPr>
       </w:pPr>
-      <w:hyperlink r:id="rId33"/>
-      <w:r>
-        <w:t xml:space="preserve"> </w:t>
-      </w:r>
-      <w:hyperlink r:id="rId34">
+      <w:hyperlink r:id="rId35"/>
+      <w:r>
+        <w:t xml:space="preserve"> </w:t>
+      </w:r>
+      <w:hyperlink r:id="rId36">
         <w:r>
           <w:rPr>
             <w:rStyle w:val="Hyperlink"/>
@@ -607,11 +607,11 @@
           <w:numId w:val="1001"/>
         </w:numPr>
       </w:pPr>
-      <w:hyperlink r:id="rId35"/>
-      <w:r>
-        <w:t xml:space="preserve"> </w:t>
-      </w:r>
-      <w:hyperlink r:id="rId36">
+      <w:hyperlink r:id="rId37"/>
+      <w:r>
+        <w:t xml:space="preserve"> </w:t>
+      </w:r>
+      <w:hyperlink r:id="rId38">
         <w:r>
           <w:rPr>
             <w:rStyle w:val="Hyperlink"/>
@@ -628,16 +628,16 @@
           <w:numId w:val="1001"/>
         </w:numPr>
       </w:pPr>
-      <w:hyperlink r:id="rId37"/>
-      <w:r>
-        <w:t xml:space="preserve"> </w:t>
-      </w:r>
-      <w:hyperlink r:id="rId38">
+      <w:hyperlink r:id="rId39"/>
+      <w:r>
+        <w:t xml:space="preserve"> </w:t>
+      </w:r>
+      <w:hyperlink r:id="rId40">
         <w:r>
           <w:rPr>
             <w:rStyle w:val="Hyperlink"/>
           </w:rPr>
-          <w:t xml:space="preserve">Usando Apk En Windown 11</w:t>
+          <w:t xml:space="preserve">Scrcpy</w:t>
         </w:r>
       </w:hyperlink>
     </w:p>
@@ -649,11 +649,11 @@
           <w:numId w:val="1001"/>
         </w:numPr>
       </w:pPr>
-      <w:hyperlink r:id="rId39"/>
-      <w:r>
-        <w:t xml:space="preserve"> </w:t>
-      </w:r>
-      <w:hyperlink r:id="rId40">
+      <w:hyperlink r:id="rId41"/>
+      <w:r>
+        <w:t xml:space="preserve"> </w:t>
+      </w:r>
+      <w:hyperlink r:id="rId42">
         <w:r>
           <w:rPr>
             <w:rStyle w:val="Hyperlink"/>
@@ -670,11 +670,11 @@
           <w:numId w:val="1001"/>
         </w:numPr>
       </w:pPr>
-      <w:hyperlink r:id="rId41"/>
-      <w:r>
-        <w:t xml:space="preserve"> </w:t>
-      </w:r>
-      <w:hyperlink r:id="rId42">
+      <w:hyperlink r:id="rId43"/>
+      <w:r>
+        <w:t xml:space="preserve"> </w:t>
+      </w:r>
+      <w:hyperlink r:id="rId44">
         <w:r>
           <w:rPr>
             <w:rStyle w:val="Hyperlink"/>
@@ -691,11 +691,11 @@
           <w:numId w:val="1001"/>
         </w:numPr>
       </w:pPr>
-      <w:hyperlink r:id="rId43"/>
-      <w:r>
-        <w:t xml:space="preserve"> </w:t>
-      </w:r>
-      <w:hyperlink r:id="rId44">
+      <w:hyperlink r:id="rId45"/>
+      <w:r>
+        <w:t xml:space="preserve"> </w:t>
+      </w:r>
+      <w:hyperlink r:id="rId46">
         <w:r>
           <w:rPr>
             <w:rStyle w:val="Hyperlink"/>
@@ -712,11 +712,11 @@
           <w:numId w:val="1001"/>
         </w:numPr>
       </w:pPr>
-      <w:hyperlink r:id="rId45"/>
-      <w:r>
-        <w:t xml:space="preserve"> </w:t>
-      </w:r>
-      <w:hyperlink r:id="rId46">
+      <w:hyperlink r:id="rId47"/>
+      <w:r>
+        <w:t xml:space="preserve"> </w:t>
+      </w:r>
+      <w:hyperlink r:id="rId48">
         <w:r>
           <w:rPr>
             <w:rStyle w:val="Hyperlink"/>
@@ -733,11 +733,11 @@
           <w:numId w:val="1001"/>
         </w:numPr>
       </w:pPr>
-      <w:hyperlink r:id="rId47"/>
-      <w:r>
-        <w:t xml:space="preserve"> </w:t>
-      </w:r>
-      <w:hyperlink r:id="rId48">
+      <w:hyperlink r:id="rId49"/>
+      <w:r>
+        <w:t xml:space="preserve"> </w:t>
+      </w:r>
+      <w:hyperlink r:id="rId50">
         <w:r>
           <w:rPr>
             <w:rStyle w:val="Hyperlink"/>
@@ -754,11 +754,11 @@
           <w:numId w:val="1001"/>
         </w:numPr>
       </w:pPr>
-      <w:hyperlink r:id="rId49"/>
-      <w:r>
-        <w:t xml:space="preserve"> </w:t>
-      </w:r>
-      <w:hyperlink r:id="rId50">
+      <w:hyperlink r:id="rId51"/>
+      <w:r>
+        <w:t xml:space="preserve"> </w:t>
+      </w:r>
+      <w:hyperlink r:id="rId52">
         <w:r>
           <w:rPr>
             <w:rStyle w:val="Hyperlink"/>
@@ -775,11 +775,11 @@
           <w:numId w:val="1001"/>
         </w:numPr>
       </w:pPr>
-      <w:hyperlink r:id="rId51"/>
-      <w:r>
-        <w:t xml:space="preserve"> </w:t>
-      </w:r>
-      <w:hyperlink r:id="rId52">
+      <w:hyperlink r:id="rId53"/>
+      <w:r>
+        <w:t xml:space="preserve"> </w:t>
+      </w:r>
+      <w:hyperlink r:id="rId54">
         <w:r>
           <w:rPr>
             <w:rStyle w:val="Hyperlink"/>
@@ -796,11 +796,11 @@
           <w:numId w:val="1001"/>
         </w:numPr>
       </w:pPr>
-      <w:hyperlink r:id="rId53"/>
-      <w:r>
-        <w:t xml:space="preserve"> </w:t>
-      </w:r>
-      <w:hyperlink r:id="rId54">
+      <w:hyperlink r:id="rId55"/>
+      <w:r>
+        <w:t xml:space="preserve"> </w:t>
+      </w:r>
+      <w:hyperlink r:id="rId56">
         <w:r>
           <w:rPr>
             <w:rStyle w:val="Hyperlink"/>
@@ -817,11 +817,11 @@
           <w:numId w:val="1001"/>
         </w:numPr>
       </w:pPr>
-      <w:hyperlink r:id="rId55"/>
-      <w:r>
-        <w:t xml:space="preserve"> </w:t>
-      </w:r>
-      <w:hyperlink r:id="rId56">
+      <w:hyperlink r:id="rId57"/>
+      <w:r>
+        <w:t xml:space="preserve"> </w:t>
+      </w:r>
+      <w:hyperlink r:id="rId58">
         <w:r>
           <w:rPr>
             <w:rStyle w:val="Hyperlink"/>
@@ -838,11 +838,11 @@
           <w:numId w:val="1001"/>
         </w:numPr>
       </w:pPr>
-      <w:hyperlink r:id="rId57"/>
-      <w:r>
-        <w:t xml:space="preserve"> </w:t>
-      </w:r>
-      <w:hyperlink r:id="rId58">
+      <w:hyperlink r:id="rId59"/>
+      <w:r>
+        <w:t xml:space="preserve"> </w:t>
+      </w:r>
+      <w:hyperlink r:id="rId60">
         <w:r>
           <w:rPr>
             <w:rStyle w:val="Hyperlink"/>
@@ -859,11 +859,11 @@
           <w:numId w:val="1001"/>
         </w:numPr>
       </w:pPr>
-      <w:hyperlink r:id="rId59"/>
-      <w:r>
-        <w:t xml:space="preserve"> </w:t>
-      </w:r>
-      <w:hyperlink r:id="rId60">
+      <w:hyperlink r:id="rId61"/>
+      <w:r>
+        <w:t xml:space="preserve"> </w:t>
+      </w:r>
+      <w:hyperlink r:id="rId62">
         <w:r>
           <w:rPr>
             <w:rStyle w:val="Hyperlink"/>
@@ -880,11 +880,11 @@
           <w:numId w:val="1001"/>
         </w:numPr>
       </w:pPr>
-      <w:hyperlink r:id="rId61"/>
-      <w:r>
-        <w:t xml:space="preserve"> </w:t>
-      </w:r>
-      <w:hyperlink r:id="rId62">
+      <w:hyperlink r:id="rId63"/>
+      <w:r>
+        <w:t xml:space="preserve"> </w:t>
+      </w:r>
+      <w:hyperlink r:id="rId64">
         <w:r>
           <w:rPr>
             <w:rStyle w:val="Hyperlink"/>
@@ -901,11 +901,11 @@
           <w:numId w:val="1001"/>
         </w:numPr>
       </w:pPr>
-      <w:hyperlink r:id="rId63"/>
-      <w:r>
-        <w:t xml:space="preserve"> </w:t>
-      </w:r>
-      <w:hyperlink r:id="rId64">
+      <w:hyperlink r:id="rId65"/>
+      <w:r>
+        <w:t xml:space="preserve"> </w:t>
+      </w:r>
+      <w:hyperlink r:id="rId66">
         <w:r>
           <w:rPr>
             <w:rStyle w:val="Hyperlink"/>
@@ -916,20 +916,104 @@
     </w:p>
     <w:p>
       <w:pPr>
+        <w:pStyle w:val="Compact"/>
+        <w:numPr>
+          <w:ilvl w:val="0"/>
+          <w:numId w:val="1001"/>
+        </w:numPr>
+      </w:pPr>
+      <w:hyperlink r:id="rId67"/>
+      <w:r>
+        <w:t xml:space="preserve"> </w:t>
+      </w:r>
+      <w:hyperlink r:id="rId68">
+        <w:r>
+          <w:rPr>
+            <w:rStyle w:val="Hyperlink"/>
+          </w:rPr>
+          <w:t xml:space="preserve">Guia De Ranger</w:t>
+        </w:r>
+      </w:hyperlink>
+    </w:p>
+    <w:p>
+      <w:pPr>
+        <w:pStyle w:val="Compact"/>
+        <w:numPr>
+          <w:ilvl w:val="0"/>
+          <w:numId w:val="1001"/>
+        </w:numPr>
+      </w:pPr>
+      <w:hyperlink r:id="rId69"/>
+      <w:r>
+        <w:t xml:space="preserve"> </w:t>
+      </w:r>
+      <w:hyperlink r:id="rId70">
+        <w:r>
+          <w:rPr>
+            <w:rStyle w:val="Hyperlink"/>
+          </w:rPr>
+          <w:t xml:space="preserve">Guia De Kitty Terminal</w:t>
+        </w:r>
+      </w:hyperlink>
+    </w:p>
+    <w:p>
+      <w:pPr>
+        <w:pStyle w:val="Compact"/>
+        <w:numPr>
+          <w:ilvl w:val="0"/>
+          <w:numId w:val="1001"/>
+        </w:numPr>
+      </w:pPr>
+      <w:hyperlink r:id="rId71"/>
+      <w:r>
+        <w:t xml:space="preserve"> </w:t>
+      </w:r>
+      <w:hyperlink r:id="rId72">
+        <w:r>
+          <w:rPr>
+            <w:rStyle w:val="Hyperlink"/>
+          </w:rPr>
+          <w:t xml:space="preserve">Guia De Positron Ide</w:t>
+        </w:r>
+      </w:hyperlink>
+    </w:p>
+    <w:p>
+      <w:pPr>
+        <w:pStyle w:val="Compact"/>
+        <w:numPr>
+          <w:ilvl w:val="0"/>
+          <w:numId w:val="1001"/>
+        </w:numPr>
+      </w:pPr>
+      <w:hyperlink r:id="rId73"/>
+      <w:r>
+        <w:t xml:space="preserve"> </w:t>
+      </w:r>
+      <w:hyperlink r:id="rId74">
+        <w:r>
+          <w:rPr>
+            <w:rStyle w:val="Hyperlink"/>
+          </w:rPr>
+          <w:t xml:space="preserve">Guia De Rsync</w:t>
+        </w:r>
+      </w:hyperlink>
+    </w:p>
+    <w:p>
+      <w:pPr>
         <w:pStyle w:val="FirstParagraph"/>
       </w:pPr>
       <w:r>
         <w:t xml:space="preserve">Esperamos que encuentres estas publicaciones igualmente interesantes y útiles. ¡Disfruta de la lectura!</w:t>
       </w:r>
     </w:p>
-    <w:bookmarkEnd w:id="65"/>
+    <w:bookmarkEnd w:id="75"/>
     <w:sectPr>
-      <w:headerReference r:id="rId9" w:type="even"/>
-      <w:headerReference r:id="rId11" w:type="default"/>
-      <w:footerReference r:id="rId14" w:type="even"/>
-      <w:footerReference r:id="rId13" w:type="default"/>
-      <w:headerReference r:id="rId10" w:type="first"/>
-      <w:footerReference r:id="rId12" w:type="first"/>
+      <w:headerReference r:id="rId8" w:type="even"/>
+      <w:headerReference r:id="rId9" w:type="default"/>
+      <w:footerReference r:id="rId10" w:type="even"/>
+      <w:footerReference r:id="rId11" w:type="default"/>
+      <w:headerReference r:id="rId12" w:type="first"/>
+      <w:footerReference r:id="rId13" w:type="first"/>
       <w:pgSz w:h="15840" w:w="12240"/>
       <w:pgMar w:bottom="1440" w:footer="720" w:gutter="0" w:header="720" w:left="1440" w:right="1440" w:top="1440"/>
       <w:cols w:space="720"/>
